--- a/Основы ИТ/3 - основы сети.docx
+++ b/Основы ИТ/3 - основы сети.docx
@@ -6,6 +6,9 @@
       <w:pPr>
         <w:spacing w:after="0"/>
       </w:pPr>
+      <w:r>
+        <w:t xml:space="preserve"> </w:t>
+      </w:r>
       <w:r>
         <w:rPr>
           <w:noProof/>
@@ -100,15 +103,7 @@
         <w:spacing w:after="0"/>
       </w:pPr>
       <w:r>
-        <w:t xml:space="preserve">Модель облегчает понимание сетевого взаимодействия, какой протокол к чему относится, дает скилл </w:t>
-      </w:r>
-      <w:proofErr w:type="spellStart"/>
-      <w:r>
-        <w:t>траблшутинга</w:t>
-      </w:r>
-      <w:proofErr w:type="spellEnd"/>
-      <w:r>
-        <w:t xml:space="preserve">. </w:t>
+        <w:t xml:space="preserve">Модель облегчает понимание сетевого взаимодействия, какой протокол к чему относится, дает скилл траблшутинга. </w:t>
       </w:r>
       <w:r>
         <w:t>Чтобы решать возникающие проблемы и ошибки, нужно понимать на каком уровне сети они происходят.</w:t>
@@ -192,7 +187,6 @@
       <w:r>
         <w:t xml:space="preserve">- </w:t>
       </w:r>
-      <w:proofErr w:type="gramStart"/>
       <w:r>
         <w:rPr>
           <w:lang w:val="en-US"/>
@@ -200,312 +194,273 @@
         <w:t>IP</w:t>
       </w:r>
       <w:r>
-        <w:t xml:space="preserve">  -</w:t>
-      </w:r>
-      <w:proofErr w:type="gramEnd"/>
+        <w:t xml:space="preserve">  - </w:t>
+      </w:r>
+      <w:r>
+        <w:t>адрес 3го уровня.</w:t>
+      </w:r>
+    </w:p>
+    <w:p>
+      <w:pPr>
+        <w:spacing w:after="0"/>
+      </w:pPr>
+      <w:r>
+        <w:lastRenderedPageBreak/>
+        <w:t>- порт – инфа от 4го уровня.</w:t>
+      </w:r>
+    </w:p>
+    <w:p>
+      <w:pPr>
+        <w:spacing w:after="0"/>
+      </w:pPr>
+      <w:r>
+        <w:t>- протокол – инфа 7го уровня.</w:t>
+      </w:r>
+    </w:p>
+    <w:p>
+      <w:pPr>
+        <w:spacing w:after="0"/>
+      </w:pPr>
+    </w:p>
+    <w:p>
+      <w:pPr>
+        <w:spacing w:after="0"/>
+      </w:pPr>
+      <w:r>
+        <w:t>Что такое порт? Протокол?</w:t>
+      </w:r>
+    </w:p>
+    <w:p>
+      <w:pPr>
+        <w:spacing w:after="0"/>
+      </w:pPr>
+    </w:p>
+    <w:p>
+      <w:pPr>
+        <w:spacing w:after="0"/>
+      </w:pPr>
+      <w:r>
+        <w:t>Порты.</w:t>
+      </w:r>
+    </w:p>
+    <w:p>
+      <w:pPr>
+        <w:spacing w:after="0"/>
+      </w:pPr>
+      <w:r>
+        <w:t>Допустим, отправляе</w:t>
+      </w:r>
+      <w:r>
+        <w:t>т</w:t>
+      </w:r>
       <w:r>
         <w:t xml:space="preserve"> </w:t>
       </w:r>
       <w:r>
-        <w:t>адрес 3го уровня.</w:t>
-      </w:r>
-    </w:p>
-    <w:p>
-      <w:pPr>
-        <w:spacing w:after="0"/>
-      </w:pPr>
-      <w:r>
-        <w:t>- порт – инфа от 4го уровня.</w:t>
-      </w:r>
-    </w:p>
-    <w:p>
-      <w:pPr>
-        <w:spacing w:after="0"/>
-      </w:pPr>
-      <w:r>
+        <w:t>приложение</w:t>
+      </w:r>
+      <w:r>
+        <w:t xml:space="preserve"> что-то на сервер на 25 порт. Когда приложению требуется какой-то порт, оно совершает 2 действия:</w:t>
+      </w:r>
+    </w:p>
+    <w:p>
+      <w:pPr>
+        <w:spacing w:after="0"/>
+      </w:pPr>
+      <w:r>
+        <w:t xml:space="preserve">1. </w:t>
+      </w:r>
+      <w:r>
+        <w:rPr>
+          <w:lang w:val="en-US"/>
+        </w:rPr>
+        <w:t>BIND</w:t>
+      </w:r>
+      <w:r>
+        <w:t xml:space="preserve"> - </w:t>
+      </w:r>
+      <w:r>
+        <w:t>Биндинг</w:t>
+      </w:r>
+      <w:r>
+        <w:t xml:space="preserve"> (биндится) – этим действием оно говорит системе, что оно занимает 25 порт</w:t>
+      </w:r>
+      <w:r>
+        <w:t>.</w:t>
+      </w:r>
+    </w:p>
+    <w:p>
+      <w:r>
+        <w:t xml:space="preserve">2. </w:t>
+      </w:r>
+      <w:r>
+        <w:rPr>
+          <w:lang w:val="en-US"/>
+        </w:rPr>
+        <w:t>LISTEN</w:t>
+      </w:r>
+      <w:r>
+        <w:t xml:space="preserve"> - </w:t>
+      </w:r>
+      <w:r>
+        <w:t>Вторым действием приложение на сервере начинает слушать</w:t>
+      </w:r>
+      <w:r>
+        <w:t xml:space="preserve"> 25 </w:t>
+      </w:r>
+      <w:r>
+        <w:t>порт, это значит, что пакеты которые приходят на сервер и имеют в порте-получателе номер 25 будут перенаправляться на приложение(наверное) автор сказал, что перенаправляться на сервер.</w:t>
+      </w:r>
+    </w:p>
+    <w:p>
+      <w:r>
+        <w:t>Порт отправителя и порт получателя не должны быть одинаковыми. Отправка осуществляется с диапазона динамических портов.</w:t>
+      </w:r>
+    </w:p>
+    <w:p>
+      <w:r>
+        <w:t>Порты имеют 16-ти битный идентификатор, значит они могут быть 1 - 2</w:t>
+      </w:r>
+      <w:r>
+        <w:rPr>
+          <w:vertAlign w:val="superscript"/>
+        </w:rPr>
+        <w:t>16</w:t>
+      </w:r>
+      <w:r>
+        <w:rPr>
+          <w:vertAlign w:val="superscript"/>
+        </w:rPr>
+        <w:t xml:space="preserve"> </w:t>
+      </w:r>
+      <w:r>
+        <w:t>(65 535).</w:t>
+      </w:r>
+    </w:p>
+    <w:p>
+      <w:r>
+        <w:t xml:space="preserve">Порты 1 – 1024 – (имеют какое-то название) – часто используются протоколами, которые распространены и часто используются. Например, </w:t>
+      </w:r>
+      <w:r>
+        <w:rPr>
+          <w:lang w:val="en-US"/>
+        </w:rPr>
+        <w:t>http</w:t>
+      </w:r>
+      <w:r>
+        <w:t xml:space="preserve"> </w:t>
+      </w:r>
+      <w:r>
+        <w:t>–</w:t>
+      </w:r>
+      <w:r>
+        <w:t xml:space="preserve"> 80, </w:t>
+      </w:r>
+      <w:r>
+        <w:rPr>
+          <w:lang w:val="en-US"/>
+        </w:rPr>
+        <w:t>https</w:t>
+      </w:r>
+      <w:r>
+        <w:t xml:space="preserve"> </w:t>
+      </w:r>
+      <w:r>
+        <w:t>–</w:t>
+      </w:r>
+      <w:r>
+        <w:t xml:space="preserve"> 443, </w:t>
+      </w:r>
+      <w:r>
+        <w:rPr>
+          <w:lang w:val="en-US"/>
+        </w:rPr>
+        <w:t>smtp</w:t>
+      </w:r>
+      <w:r>
+        <w:t xml:space="preserve"> </w:t>
+      </w:r>
+      <w:r>
+        <w:t>–</w:t>
+      </w:r>
+      <w:r>
+        <w:t xml:space="preserve"> 25.</w:t>
+      </w:r>
+    </w:p>
+    <w:p/>
+    <w:p>
+      <w:pPr>
+        <w:spacing w:after="0"/>
+      </w:pPr>
+    </w:p>
+    <w:p>
+      <w:pPr>
+        <w:spacing w:after="0"/>
+      </w:pPr>
+    </w:p>
+    <w:p>
+      <w:pPr>
+        <w:spacing w:after="0"/>
+      </w:pPr>
+      <w:r>
+        <w:t>1. Физический уровень.</w:t>
+      </w:r>
+    </w:p>
+    <w:p>
+      <w:pPr>
+        <w:spacing w:after="0"/>
+      </w:pPr>
+      <w:r>
+        <w:t xml:space="preserve">На уровне происходит преобразование данных, поступивших с канального уровня </w:t>
+      </w:r>
+      <w:r>
+        <w:t>в физический сигнал,</w:t>
+      </w:r>
+      <w:r>
+        <w:t xml:space="preserve"> и передается в среду передачи.</w:t>
+      </w:r>
+    </w:p>
+    <w:p>
+      <w:pPr>
+        <w:spacing w:after="0"/>
+      </w:pPr>
+      <w:r>
+        <w:t>2. Канальный уровень.</w:t>
+      </w:r>
+    </w:p>
+    <w:p>
+      <w:pPr>
+        <w:spacing w:after="0"/>
+      </w:pPr>
+      <w:r>
+        <w:t>У канального уровня функция соединять физические устройства. На этом уровне осуществляется базовая адресация.</w:t>
+      </w:r>
+    </w:p>
+    <w:p>
+      <w:pPr>
+        <w:spacing w:after="0"/>
+      </w:pPr>
+      <w:r>
+        <w:t>На этом уровне работают свитчи(коммутаторы) – если между компами есть свитч – это устройство второго уровня.</w:t>
+      </w:r>
+    </w:p>
+    <w:p>
+      <w:pPr>
+        <w:spacing w:after="0"/>
+      </w:pPr>
+      <w:r>
+        <w:t>Когда сигнал проходит по физ.каналу и встречает свитч, и т.к. это устройство 2го уровня, он берет приходящие данные, распаковывает до второго уровня, т.е. преобразует сигнал обратно в какой-то пакет второго уровня, анализирует заголовки, и направляет с соответствии с этой логикой дальше.</w:t>
+      </w:r>
+    </w:p>
+    <w:p>
+      <w:pPr>
+        <w:spacing w:after="0"/>
+      </w:pPr>
+      <w:r>
+        <w:rPr>
+          <w:noProof/>
+        </w:rPr>
         <w:lastRenderedPageBreak/>
-        <w:t>- протокол – инфа 7го уровня.</w:t>
-      </w:r>
-    </w:p>
-    <w:p>
-      <w:pPr>
-        <w:spacing w:after="0"/>
-      </w:pPr>
-    </w:p>
-    <w:p>
-      <w:pPr>
-        <w:spacing w:after="0"/>
-      </w:pPr>
-      <w:r>
-        <w:t>Что такое порт? Протокол?</w:t>
-      </w:r>
-    </w:p>
-    <w:p>
-      <w:pPr>
-        <w:spacing w:after="0"/>
-      </w:pPr>
-    </w:p>
-    <w:p>
-      <w:pPr>
-        <w:spacing w:after="0"/>
-      </w:pPr>
-      <w:r>
-        <w:t>Порты.</w:t>
-      </w:r>
-    </w:p>
-    <w:p>
-      <w:pPr>
-        <w:spacing w:after="0"/>
-      </w:pPr>
-      <w:r>
-        <w:t>Допустим, отправляе</w:t>
-      </w:r>
-      <w:r>
-        <w:t>т</w:t>
-      </w:r>
-      <w:r>
-        <w:t xml:space="preserve"> </w:t>
-      </w:r>
-      <w:r>
-        <w:t>приложение</w:t>
-      </w:r>
-      <w:r>
-        <w:t xml:space="preserve"> что-то на сервер на 25 порт. Когда приложению требуется какой-то порт, оно совершает 2 действия:</w:t>
-      </w:r>
-    </w:p>
-    <w:p>
-      <w:pPr>
-        <w:spacing w:after="0"/>
-      </w:pPr>
-      <w:r>
-        <w:t xml:space="preserve">1. </w:t>
-      </w:r>
-      <w:r>
-        <w:rPr>
-          <w:lang w:val="en-US"/>
-        </w:rPr>
-        <w:t>BIND</w:t>
-      </w:r>
-      <w:r>
-        <w:t xml:space="preserve"> - </w:t>
-      </w:r>
-      <w:proofErr w:type="spellStart"/>
-      <w:r>
-        <w:t>Биндинг</w:t>
-      </w:r>
-      <w:proofErr w:type="spellEnd"/>
-      <w:r>
-        <w:t xml:space="preserve"> (</w:t>
-      </w:r>
-      <w:proofErr w:type="spellStart"/>
-      <w:r>
-        <w:t>биндится</w:t>
-      </w:r>
-      <w:proofErr w:type="spellEnd"/>
-      <w:r>
-        <w:t>) – этим действием оно говорит системе, что оно занимает 25 порт</w:t>
-      </w:r>
-      <w:r>
-        <w:t>.</w:t>
-      </w:r>
-    </w:p>
-    <w:p>
-      <w:r>
-        <w:t xml:space="preserve">2. </w:t>
-      </w:r>
-      <w:r>
-        <w:rPr>
-          <w:lang w:val="en-US"/>
-        </w:rPr>
-        <w:t>LISTEN</w:t>
-      </w:r>
-      <w:r>
-        <w:t xml:space="preserve"> - </w:t>
-      </w:r>
-      <w:r>
-        <w:t>Вторым действием приложение на сервере начинает слушать</w:t>
-      </w:r>
-      <w:r>
-        <w:t xml:space="preserve"> 25 </w:t>
-      </w:r>
-      <w:r>
-        <w:t xml:space="preserve">порт, это значит, что </w:t>
-      </w:r>
-      <w:proofErr w:type="gramStart"/>
-      <w:r>
-        <w:t>пакеты</w:t>
-      </w:r>
-      <w:proofErr w:type="gramEnd"/>
-      <w:r>
-        <w:t xml:space="preserve"> которые приходят на сервер и имеют в порте-получателе номер 25 будут перенаправляться на приложение(наверное) автор сказал, что перенаправляться на сервер.</w:t>
-      </w:r>
-    </w:p>
-    <w:p>
-      <w:r>
-        <w:t>Порт отправителя и порт получателя не должны быть одинаковыми. Отправка осуществляется с диапазона динамических портов.</w:t>
-      </w:r>
-    </w:p>
-    <w:p>
-      <w:r>
-        <w:t>Порты имеют 16-ти битный идентификатор, значит они могут быть 1 - 2</w:t>
-      </w:r>
-      <w:r>
-        <w:rPr>
-          <w:vertAlign w:val="superscript"/>
-        </w:rPr>
-        <w:t>16</w:t>
-      </w:r>
-      <w:r>
-        <w:rPr>
-          <w:vertAlign w:val="superscript"/>
-        </w:rPr>
-        <w:t xml:space="preserve"> </w:t>
-      </w:r>
-      <w:r>
-        <w:t>(65 535).</w:t>
-      </w:r>
-    </w:p>
-    <w:p>
-      <w:r>
-        <w:t xml:space="preserve">Порты 1 – 1024 – (имеют какое-то название) – часто используются протоколами, которые распространены и часто используются. Например, </w:t>
-      </w:r>
-      <w:r>
-        <w:rPr>
-          <w:lang w:val="en-US"/>
-        </w:rPr>
-        <w:t>http</w:t>
-      </w:r>
-      <w:r>
-        <w:t xml:space="preserve"> </w:t>
-      </w:r>
-      <w:r>
-        <w:t>–</w:t>
-      </w:r>
-      <w:r>
-        <w:t xml:space="preserve"> 80, </w:t>
-      </w:r>
-      <w:r>
-        <w:rPr>
-          <w:lang w:val="en-US"/>
-        </w:rPr>
-        <w:t>https</w:t>
-      </w:r>
-      <w:r>
-        <w:t xml:space="preserve"> </w:t>
-      </w:r>
-      <w:r>
-        <w:t>–</w:t>
-      </w:r>
-      <w:r>
-        <w:t xml:space="preserve"> 443, </w:t>
-      </w:r>
-      <w:r>
-        <w:rPr>
-          <w:lang w:val="en-US"/>
-        </w:rPr>
-        <w:t>smtp</w:t>
-      </w:r>
-      <w:r>
-        <w:t xml:space="preserve"> </w:t>
-      </w:r>
-      <w:r>
-        <w:t>–</w:t>
-      </w:r>
-      <w:r>
-        <w:t xml:space="preserve"> 25.</w:t>
-      </w:r>
-    </w:p>
-    <w:p/>
-    <w:p>
-      <w:pPr>
-        <w:spacing w:after="0"/>
-      </w:pPr>
-    </w:p>
-    <w:p>
-      <w:pPr>
-        <w:spacing w:after="0"/>
-      </w:pPr>
-    </w:p>
-    <w:p>
-      <w:pPr>
-        <w:spacing w:after="0"/>
-      </w:pPr>
-      <w:r>
-        <w:t>1. Физический уровень.</w:t>
-      </w:r>
-    </w:p>
-    <w:p>
-      <w:pPr>
-        <w:spacing w:after="0"/>
-      </w:pPr>
-      <w:r>
-        <w:t xml:space="preserve">На уровне происходит преобразование данных, поступивших с канального уровня </w:t>
-      </w:r>
-      <w:r>
-        <w:t>в физический сигнал,</w:t>
-      </w:r>
-      <w:r>
-        <w:t xml:space="preserve"> и передается в среду передачи.</w:t>
-      </w:r>
-    </w:p>
-    <w:p>
-      <w:pPr>
-        <w:spacing w:after="0"/>
-      </w:pPr>
-      <w:r>
-        <w:t>2. Канальный уровень.</w:t>
-      </w:r>
-    </w:p>
-    <w:p>
-      <w:pPr>
-        <w:spacing w:after="0"/>
-      </w:pPr>
-      <w:r>
-        <w:t>У канального уровня функция соединять физические устройства. На этом уровне осуществляется базовая адресация.</w:t>
-      </w:r>
-    </w:p>
-    <w:p>
-      <w:pPr>
-        <w:spacing w:after="0"/>
-      </w:pPr>
-      <w:r>
-        <w:t>На этом уровне работают свитчи(коммутаторы) – если между компами есть свитч – это устройство второго уровня.</w:t>
-      </w:r>
-    </w:p>
-    <w:p>
-      <w:pPr>
-        <w:spacing w:after="0"/>
-      </w:pPr>
-      <w:r>
-        <w:t xml:space="preserve">Когда сигнал проходит по </w:t>
-      </w:r>
-      <w:proofErr w:type="spellStart"/>
-      <w:proofErr w:type="gramStart"/>
-      <w:r>
-        <w:t>физ.каналу</w:t>
-      </w:r>
-      <w:proofErr w:type="spellEnd"/>
-      <w:proofErr w:type="gramEnd"/>
-      <w:r>
-        <w:t xml:space="preserve"> и встречает свитч, и т.к. это устройство 2го уровня, он берет приходящие данные, распаковывает до второго уровня, т.е. преобразует сигнал обратно в какой-то пакет второго уровня, анализирует заголовки, и направляет </w:t>
-      </w:r>
-      <w:proofErr w:type="gramStart"/>
-      <w:r>
-        <w:t>с соответствии</w:t>
-      </w:r>
-      <w:proofErr w:type="gramEnd"/>
-      <w:r>
-        <w:t xml:space="preserve"> с этой логикой дальше.</w:t>
-      </w:r>
-    </w:p>
-    <w:p>
-      <w:pPr>
-        <w:spacing w:after="0"/>
-      </w:pPr>
-      <w:r>
-        <w:rPr>
-          <w:noProof/>
-        </w:rPr>
         <w:drawing>
           <wp:inline distT="0" distB="0" distL="0" distR="0" wp14:anchorId="2D7D1D5A" wp14:editId="3CD1B2BA">
             <wp:extent cx="7200900" cy="3373120"/>
@@ -805,6 +760,7 @@
         <w:spacing w:after="0"/>
       </w:pPr>
       <w:r>
+        <w:lastRenderedPageBreak/>
         <w:t xml:space="preserve">6. </w:t>
       </w:r>
       <w:r>
@@ -1002,7 +958,6 @@
         <w:spacing w:after="0"/>
       </w:pPr>
       <w:r>
-        <w:lastRenderedPageBreak/>
         <w:t>В хаб подключаются все компы сети, и внутри хаба они все соединяются. Хаб – это устройство 1го уровня</w:t>
       </w:r>
       <w:r>
@@ -1132,6 +1087,31 @@
         <w:spacing w:after="0"/>
       </w:pPr>
       <w:r>
+        <w:t xml:space="preserve">У свитча в сети не может быть </w:t>
+      </w:r>
+      <w:r>
+        <w:rPr>
+          <w:lang w:val="en-US"/>
+        </w:rPr>
+        <w:t>IP</w:t>
+      </w:r>
+      <w:r>
+        <w:t>-адреса, т.к. это устройство 2го уровня, и оно не понимает инфу 3го уровня.</w:t>
+      </w:r>
+    </w:p>
+    <w:p>
+      <w:pPr>
+        <w:spacing w:after="0"/>
+      </w:pPr>
+      <w:r>
+        <w:t>Но вообще в природе существуют свитчи 3го уровня.</w:t>
+      </w:r>
+    </w:p>
+    <w:p>
+      <w:pPr>
+        <w:spacing w:after="0"/>
+      </w:pPr>
+      <w:r>
         <w:t>В свитче есть микропроцессор, который выполняет обработку. Инфа, переданная сигналом на 1м уровне поступает на свитч, далее процессор в свитче берет сигнал, и преобразов</w:t>
       </w:r>
       <w:r>
@@ -1223,10 +1203,7 @@
         <w:t>c</w:t>
       </w:r>
       <w:r>
-        <w:t xml:space="preserve"> – это получается, что </w:t>
-      </w:r>
-      <w:r>
-        <w:t>100Мб</w:t>
+        <w:t xml:space="preserve"> – это получается, что 100Мб</w:t>
       </w:r>
       <w:r>
         <w:t>/</w:t>
@@ -1238,18 +1215,7 @@
         <w:t>c</w:t>
       </w:r>
       <w:r>
-        <w:t xml:space="preserve"> только в одну сторону, а витая пара может и </w:t>
-      </w:r>
-      <w:proofErr w:type="gramStart"/>
-      <w:r>
-        <w:t>принимать</w:t>
-      </w:r>
-      <w:proofErr w:type="gramEnd"/>
-      <w:r>
-        <w:t xml:space="preserve"> и отправлять данные, так что в сумме получается 2</w:t>
-      </w:r>
-      <w:r>
-        <w:t>00Мб</w:t>
+        <w:t xml:space="preserve"> только в одну сторону, а витая пара может и принимать и отправлять данные, так что в сумме получается 200Мб</w:t>
       </w:r>
       <w:r>
         <w:t>/</w:t>
@@ -1338,10 +1304,7 @@
         <w:t>1</w:t>
       </w:r>
       <w:r>
-        <w:t xml:space="preserve"> - з</w:t>
-      </w:r>
-      <w:r>
-        <w:t xml:space="preserve">аписывает соответствие </w:t>
+        <w:t xml:space="preserve"> - записывает соответствие </w:t>
       </w:r>
       <w:r>
         <w:rPr>
@@ -1356,10 +1319,7 @@
         <w:t xml:space="preserve"> </w:t>
       </w:r>
       <w:r>
-        <w:t>и порта в свою таблицу коммутации.</w:t>
-      </w:r>
-      <w:r>
-        <w:t xml:space="preserve"> Но свитч</w:t>
+        <w:t>и порта в свою таблицу коммутации. Но свитч</w:t>
       </w:r>
       <w:r>
         <w:t xml:space="preserve"> не знает на каком порте комп с </w:t>
@@ -1412,6 +1372,7 @@
         <w:spacing w:after="0"/>
       </w:pPr>
       <w:r>
+        <w:lastRenderedPageBreak/>
         <w:t xml:space="preserve">Чтобы увидеть </w:t>
       </w:r>
       <w:r>
@@ -1427,15 +1388,7 @@
         <w:t>свитч отправляет этот пакет на все порты, кроме того, откуда он пришёл – отправляет широковещательный пакет</w:t>
       </w:r>
       <w:r>
-        <w:t xml:space="preserve"> (на самом деле не совсем широковещательный) – это называется свитч-</w:t>
-      </w:r>
-      <w:proofErr w:type="spellStart"/>
-      <w:r>
-        <w:t>флудинг</w:t>
-      </w:r>
-      <w:proofErr w:type="spellEnd"/>
-      <w:r>
-        <w:t>.</w:t>
+        <w:t xml:space="preserve"> (на самом деле не совсем широковещательный) – это называется свитч-флудинг.</w:t>
       </w:r>
     </w:p>
     <w:p>
@@ -1496,7 +1449,6 @@
       <w:pPr>
         <w:spacing w:after="0"/>
       </w:pPr>
-      <w:proofErr w:type="gramStart"/>
       <w:r>
         <w:rPr>
           <w:lang w:val="en-US"/>
@@ -1512,11 +1464,9 @@
         </w:rPr>
         <w:t>FF</w:t>
       </w:r>
-      <w:proofErr w:type="gramEnd"/>
       <w:r>
         <w:t>:</w:t>
       </w:r>
-      <w:proofErr w:type="gramStart"/>
       <w:r>
         <w:rPr>
           <w:lang w:val="en-US"/>
@@ -1532,11 +1482,9 @@
         </w:rPr>
         <w:t>FF</w:t>
       </w:r>
-      <w:proofErr w:type="gramEnd"/>
       <w:r>
         <w:t>:</w:t>
       </w:r>
-      <w:proofErr w:type="gramStart"/>
       <w:r>
         <w:rPr>
           <w:lang w:val="en-US"/>
@@ -1552,7 +1500,6 @@
         </w:rPr>
         <w:t>FF</w:t>
       </w:r>
-      <w:proofErr w:type="gramEnd"/>
       <w:r>
         <w:t xml:space="preserve"> </w:t>
       </w:r>
@@ -1584,15 +1531,7 @@
         <w:spacing w:after="0"/>
       </w:pPr>
       <w:r>
-        <w:t>Широковещательный(</w:t>
-      </w:r>
-      <w:proofErr w:type="spellStart"/>
-      <w:r>
-        <w:t>броадкаст</w:t>
-      </w:r>
-      <w:proofErr w:type="spellEnd"/>
-      <w:r>
-        <w:t>) домен.</w:t>
+        <w:t>Широковещательный(броадкаст) домен.</w:t>
       </w:r>
     </w:p>
     <w:p>
@@ -1617,15 +1556,7 @@
         <w:t>MAC</w:t>
       </w:r>
       <w:r>
-        <w:t xml:space="preserve">-адреса компов от второго свитча будут соответствовать </w:t>
-      </w:r>
-      <w:proofErr w:type="gramStart"/>
-      <w:r>
-        <w:t>порту</w:t>
-      </w:r>
-      <w:proofErr w:type="gramEnd"/>
-      <w:r>
-        <w:t xml:space="preserve"> в который воткнут второй свитч – </w:t>
+        <w:t xml:space="preserve">-адреса компов от второго свитча будут соответствовать порту в который воткнут второй свитч – </w:t>
       </w:r>
       <w:r>
         <w:rPr>
@@ -1652,10 +1583,7 @@
         <w:t xml:space="preserve">: </w:t>
       </w:r>
       <w:r>
-        <w:t>порт 80</w:t>
-      </w:r>
-      <w:r>
-        <w:t xml:space="preserve">, </w:t>
+        <w:t xml:space="preserve">порт 80, </w:t>
       </w:r>
       <w:r>
         <w:rPr>
@@ -1670,26 +1598,15 @@
         <w:t xml:space="preserve">: </w:t>
       </w:r>
       <w:r>
-        <w:t>порт 80</w:t>
-      </w:r>
-      <w:r>
-        <w:t>.</w:t>
-      </w:r>
-    </w:p>
-    <w:p>
-      <w:pPr>
-        <w:spacing w:after="0"/>
-      </w:pPr>
-      <w:r>
-        <w:t xml:space="preserve">Широковещательный домен – это все устройства, которые получат </w:t>
-      </w:r>
-      <w:proofErr w:type="gramStart"/>
-      <w:r>
-        <w:t>широковещательный запрос</w:t>
-      </w:r>
-      <w:proofErr w:type="gramEnd"/>
-      <w:r>
-        <w:t xml:space="preserve"> поступивший на свитч.</w:t>
+        <w:t>порт 80.</w:t>
+      </w:r>
+    </w:p>
+    <w:p>
+      <w:pPr>
+        <w:spacing w:after="0"/>
+      </w:pPr>
+      <w:r>
+        <w:t>Широковещательный домен – это все устройства, которые получат широковещательный запрос поступивший на свитч.</w:t>
       </w:r>
     </w:p>
     <w:p>
@@ -1700,7 +1617,6 @@
         <w:rPr>
           <w:noProof/>
         </w:rPr>
-        <w:lastRenderedPageBreak/>
         <w:drawing>
           <wp:inline distT="0" distB="0" distL="0" distR="0" wp14:anchorId="262B9B0B" wp14:editId="40D77AE0">
             <wp:extent cx="3379694" cy="2176535"/>
@@ -1737,6 +1653,9 @@
           </wp:inline>
         </w:drawing>
       </w:r>
+      <w:r>
+        <w:t xml:space="preserve"> </w:t>
+      </w:r>
     </w:p>
     <w:p>
       <w:pPr>
@@ -1779,6 +1698,408 @@
       <w:r>
         <w:t>Каждый роутер имеет таблицу маршрутизации – соответствие подсети и порта на роутере, а также дополнительную инфу, например цену маршрута.</w:t>
       </w:r>
+    </w:p>
+    <w:p>
+      <w:pPr>
+        <w:spacing w:after="0"/>
+      </w:pPr>
+    </w:p>
+    <w:p>
+      <w:pPr>
+        <w:spacing w:after="0"/>
+      </w:pPr>
+      <w:r>
+        <w:t>Каждый хост имеет:</w:t>
+      </w:r>
+    </w:p>
+    <w:p>
+      <w:pPr>
+        <w:spacing w:after="0"/>
+      </w:pPr>
+      <w:r>
+        <w:t xml:space="preserve">- физический </w:t>
+      </w:r>
+      <w:r>
+        <w:rPr>
+          <w:lang w:val="en-US"/>
+        </w:rPr>
+        <w:t>MAC</w:t>
+      </w:r>
+      <w:r>
+        <w:t>-</w:t>
+      </w:r>
+      <w:r>
+        <w:t>адрес</w:t>
+      </w:r>
+      <w:r>
+        <w:t xml:space="preserve"> (2й уровень модели)</w:t>
+      </w:r>
+    </w:p>
+    <w:p>
+      <w:pPr>
+        <w:spacing w:after="0"/>
+      </w:pPr>
+      <w:r>
+        <w:t xml:space="preserve">- логический </w:t>
+      </w:r>
+      <w:r>
+        <w:rPr>
+          <w:lang w:val="en-US"/>
+        </w:rPr>
+        <w:t>IP</w:t>
+      </w:r>
+      <w:r>
+        <w:t>-</w:t>
+      </w:r>
+      <w:r>
+        <w:t>адрес</w:t>
+      </w:r>
+      <w:r>
+        <w:t xml:space="preserve"> </w:t>
+      </w:r>
+      <w:r>
+        <w:t>(</w:t>
+      </w:r>
+      <w:r>
+        <w:t>3</w:t>
+      </w:r>
+      <w:r>
+        <w:t>й уровень модели)</w:t>
+      </w:r>
+    </w:p>
+    <w:p>
+      <w:pPr>
+        <w:spacing w:after="0"/>
+      </w:pPr>
+    </w:p>
+    <w:p>
+      <w:pPr>
+        <w:spacing w:after="0"/>
+      </w:pPr>
+      <w:r>
+        <w:t>Если открыть свойства сетевого подключения, мы увидим 3 параметра:</w:t>
+      </w:r>
+    </w:p>
+    <w:p>
+      <w:pPr>
+        <w:pStyle w:val="a7"/>
+        <w:numPr>
+          <w:ilvl w:val="0"/>
+          <w:numId w:val="5"/>
+        </w:numPr>
+        <w:spacing w:after="0"/>
+      </w:pPr>
+      <w:r>
+        <w:rPr>
+          <w:lang w:val="en-US"/>
+        </w:rPr>
+        <w:t>IP</w:t>
+      </w:r>
+      <w:r>
+        <w:t>-</w:t>
+      </w:r>
+      <w:r>
+        <w:t>адрес хоста</w:t>
+      </w:r>
+      <w:r>
+        <w:t xml:space="preserve"> (</w:t>
+      </w:r>
+      <w:r>
+        <w:t>выдается на 3м уровне - сетевом</w:t>
+      </w:r>
+      <w:r>
+        <w:t>)</w:t>
+      </w:r>
+    </w:p>
+    <w:p>
+      <w:pPr>
+        <w:pStyle w:val="a7"/>
+        <w:numPr>
+          <w:ilvl w:val="0"/>
+          <w:numId w:val="5"/>
+        </w:numPr>
+        <w:spacing w:after="0"/>
+      </w:pPr>
+      <w:r>
+        <w:t>Маска подсети.</w:t>
+      </w:r>
+    </w:p>
+    <w:p>
+      <w:pPr>
+        <w:pStyle w:val="a7"/>
+        <w:numPr>
+          <w:ilvl w:val="0"/>
+          <w:numId w:val="5"/>
+        </w:numPr>
+        <w:spacing w:after="0"/>
+      </w:pPr>
+      <w:r>
+        <w:t>Шлюз по умолчанию (как правило это адрес ближайшего роутера).</w:t>
+      </w:r>
+    </w:p>
+    <w:p>
+      <w:pPr>
+        <w:spacing w:after="0"/>
+      </w:pPr>
+    </w:p>
+    <w:p>
+      <w:pPr>
+        <w:tabs>
+          <w:tab w:val="left" w:pos="7962"/>
+        </w:tabs>
+        <w:spacing w:after="0"/>
+      </w:pPr>
+      <w:r>
+        <w:t>Последний адрес хоста в подсети всегда широковещательный.</w:t>
+      </w:r>
+      <w:r>
+        <w:tab/>
+      </w:r>
+    </w:p>
+    <w:p>
+      <w:pPr>
+        <w:tabs>
+          <w:tab w:val="left" w:pos="7962"/>
+        </w:tabs>
+        <w:spacing w:after="0"/>
+      </w:pPr>
+      <w:r>
+        <w:t>Есть</w:t>
+      </w:r>
+      <w:r>
+        <w:t xml:space="preserve"> </w:t>
+      </w:r>
+      <w:r>
+        <w:rPr>
+          <w:lang w:val="en-US"/>
+        </w:rPr>
+        <w:t>public</w:t>
+      </w:r>
+      <w:r>
+        <w:t xml:space="preserve"> </w:t>
+      </w:r>
+      <w:r>
+        <w:rPr>
+          <w:lang w:val="en-US"/>
+        </w:rPr>
+        <w:t>IP</w:t>
+      </w:r>
+      <w:r>
+        <w:t xml:space="preserve"> </w:t>
+      </w:r>
+      <w:r>
+        <w:t>и</w:t>
+      </w:r>
+      <w:r>
+        <w:t xml:space="preserve"> </w:t>
+      </w:r>
+      <w:r>
+        <w:rPr>
+          <w:lang w:val="en-US"/>
+        </w:rPr>
+        <w:t>private</w:t>
+      </w:r>
+      <w:r>
+        <w:t xml:space="preserve"> </w:t>
+      </w:r>
+      <w:r>
+        <w:rPr>
+          <w:lang w:val="en-US"/>
+        </w:rPr>
+        <w:t>IP</w:t>
+      </w:r>
+      <w:r>
+        <w:t>.</w:t>
+      </w:r>
+    </w:p>
+    <w:p>
+      <w:pPr>
+        <w:tabs>
+          <w:tab w:val="left" w:pos="7962"/>
+        </w:tabs>
+        <w:spacing w:after="0"/>
+      </w:pPr>
+      <w:r>
+        <w:rPr>
+          <w:lang w:val="en-US"/>
+        </w:rPr>
+        <w:t>private</w:t>
+      </w:r>
+      <w:r>
+        <w:t xml:space="preserve"> </w:t>
+      </w:r>
+      <w:r>
+        <w:rPr>
+          <w:lang w:val="en-US"/>
+        </w:rPr>
+        <w:t>IP</w:t>
+      </w:r>
+      <w:r>
+        <w:t xml:space="preserve"> –</w:t>
+      </w:r>
+      <w:r>
+        <w:t xml:space="preserve"> </w:t>
+      </w:r>
+      <w:r>
+        <w:t>это</w:t>
+      </w:r>
+      <w:r>
+        <w:t xml:space="preserve"> диапазон </w:t>
+      </w:r>
+      <w:r>
+        <w:rPr>
+          <w:lang w:val="en-US"/>
+        </w:rPr>
+        <w:t>IP</w:t>
+      </w:r>
+      <w:r>
+        <w:t>-</w:t>
+      </w:r>
+      <w:r>
+        <w:t>адресов, который в сети интернет не используется</w:t>
+      </w:r>
+      <w:r>
+        <w:t xml:space="preserve">, он запрещен, и может использоваться только как </w:t>
+      </w:r>
+      <w:r>
+        <w:rPr>
+          <w:lang w:val="en-US"/>
+        </w:rPr>
+        <w:t>private</w:t>
+      </w:r>
+      <w:r>
+        <w:t xml:space="preserve"> </w:t>
+      </w:r>
+      <w:r>
+        <w:rPr>
+          <w:lang w:val="en-US"/>
+        </w:rPr>
+        <w:t>IP</w:t>
+      </w:r>
+      <w:r>
+        <w:t xml:space="preserve">, </w:t>
+      </w:r>
+      <w:r>
+        <w:t xml:space="preserve">и не может использоваться как </w:t>
+      </w:r>
+      <w:r>
+        <w:rPr>
+          <w:lang w:val="en-US"/>
+        </w:rPr>
+        <w:t>Public</w:t>
+      </w:r>
+      <w:r>
+        <w:t xml:space="preserve"> </w:t>
+      </w:r>
+      <w:r>
+        <w:rPr>
+          <w:lang w:val="en-US"/>
+        </w:rPr>
+        <w:t>IP</w:t>
+      </w:r>
+      <w:r>
+        <w:t xml:space="preserve"> - </w:t>
+      </w:r>
+      <w:r>
+        <w:t xml:space="preserve">это </w:t>
+      </w:r>
+      <w:r>
+        <w:lastRenderedPageBreak/>
+        <w:t>198.168.0</w:t>
+      </w:r>
+      <w:r>
+        <w:t>.</w:t>
+      </w:r>
+      <w:r>
+        <w:t xml:space="preserve">0 </w:t>
+      </w:r>
+      <w:r>
+        <w:t>/16</w:t>
+      </w:r>
+      <w:r>
+        <w:t>, 172.16.0.0 (</w:t>
+      </w:r>
+      <w:r>
+        <w:t>маску автор забыл</w:t>
+      </w:r>
+      <w:r>
+        <w:t>)</w:t>
+      </w:r>
+      <w:r>
+        <w:t xml:space="preserve">, 10.0.0.0 </w:t>
+      </w:r>
+      <w:r>
+        <w:t xml:space="preserve">/8 </w:t>
+      </w:r>
+      <w:r>
+        <w:t>–</w:t>
+      </w:r>
+      <w:r>
+        <w:t xml:space="preserve"> </w:t>
+      </w:r>
+      <w:r>
+        <w:t>все проверить, т.к. тут автор не уверен в правильности инфы.</w:t>
+      </w:r>
+    </w:p>
+    <w:p>
+      <w:pPr>
+        <w:tabs>
+          <w:tab w:val="left" w:pos="7962"/>
+        </w:tabs>
+        <w:spacing w:after="0"/>
+      </w:pPr>
+    </w:p>
+    <w:p>
+      <w:pPr>
+        <w:tabs>
+          <w:tab w:val="left" w:pos="7962"/>
+        </w:tabs>
+        <w:spacing w:after="0"/>
+      </w:pPr>
+      <w:r>
+        <w:t>Как комп отправляет данные?</w:t>
+      </w:r>
+    </w:p>
+    <w:p>
+      <w:pPr>
+        <w:tabs>
+          <w:tab w:val="left" w:pos="7962"/>
+        </w:tabs>
+        <w:spacing w:after="0"/>
+      </w:pPr>
+      <w:r>
+        <w:t xml:space="preserve">Если </w:t>
+      </w:r>
+      <w:r>
+        <w:rPr>
+          <w:lang w:val="en-US"/>
+        </w:rPr>
+        <w:t>IP</w:t>
+      </w:r>
+      <w:r>
+        <w:t xml:space="preserve"> адрес целевого компа находится в той же подсети что и комп получатель, то он просто отправляет пакет прям на этот комп.</w:t>
+      </w:r>
+    </w:p>
+    <w:p>
+      <w:pPr>
+        <w:spacing w:after="0"/>
+      </w:pPr>
+      <w:r>
+        <w:t>Если компы находятся в разных подсетях, тогда комп отправитель отправляет пакет на роутер, т.е. тот адрес, который указан в адресе шлюза по умолчанию.</w:t>
+      </w:r>
+      <w:r>
+        <w:t xml:space="preserve"> </w:t>
+      </w:r>
+    </w:p>
+    <w:p>
+      <w:pPr>
+        <w:spacing w:after="0"/>
+      </w:pPr>
+    </w:p>
+    <w:p>
+      <w:pPr>
+        <w:spacing w:after="0"/>
+      </w:pPr>
     </w:p>
     <w:sectPr>
       <w:pgSz w:w="11906" w:h="16838" w:code="9"/>
@@ -1882,6 +2203,95 @@
     </w:lvl>
   </w:abstractNum>
   <w:abstractNum w:abstractNumId="1" w15:restartNumberingAfterBreak="0">
+    <w:nsid w:val="568F7AFB"/>
+    <w:multiLevelType w:val="hybridMultilevel"/>
+    <w:tmpl w:val="D2EE8FC0"/>
+    <w:lvl w:ilvl="0" w:tplc="0419000F">
+      <w:start w:val="1"/>
+      <w:numFmt w:val="decimal"/>
+      <w:lvlText w:val="%1."/>
+      <w:lvlJc w:val="left"/>
+      <w:pPr>
+        <w:ind w:left="720" w:hanging="360"/>
+      </w:pPr>
+      <w:rPr>
+        <w:rFonts w:hint="default"/>
+      </w:rPr>
+    </w:lvl>
+    <w:lvl w:ilvl="1" w:tplc="04190019" w:tentative="1">
+      <w:start w:val="1"/>
+      <w:numFmt w:val="lowerLetter"/>
+      <w:lvlText w:val="%2."/>
+      <w:lvlJc w:val="left"/>
+      <w:pPr>
+        <w:ind w:left="1440" w:hanging="360"/>
+      </w:pPr>
+    </w:lvl>
+    <w:lvl w:ilvl="2" w:tplc="0419001B" w:tentative="1">
+      <w:start w:val="1"/>
+      <w:numFmt w:val="lowerRoman"/>
+      <w:lvlText w:val="%3."/>
+      <w:lvlJc w:val="right"/>
+      <w:pPr>
+        <w:ind w:left="2160" w:hanging="180"/>
+      </w:pPr>
+    </w:lvl>
+    <w:lvl w:ilvl="3" w:tplc="0419000F" w:tentative="1">
+      <w:start w:val="1"/>
+      <w:numFmt w:val="decimal"/>
+      <w:lvlText w:val="%4."/>
+      <w:lvlJc w:val="left"/>
+      <w:pPr>
+        <w:ind w:left="2880" w:hanging="360"/>
+      </w:pPr>
+    </w:lvl>
+    <w:lvl w:ilvl="4" w:tplc="04190019" w:tentative="1">
+      <w:start w:val="1"/>
+      <w:numFmt w:val="lowerLetter"/>
+      <w:lvlText w:val="%5."/>
+      <w:lvlJc w:val="left"/>
+      <w:pPr>
+        <w:ind w:left="3600" w:hanging="360"/>
+      </w:pPr>
+    </w:lvl>
+    <w:lvl w:ilvl="5" w:tplc="0419001B" w:tentative="1">
+      <w:start w:val="1"/>
+      <w:numFmt w:val="lowerRoman"/>
+      <w:lvlText w:val="%6."/>
+      <w:lvlJc w:val="right"/>
+      <w:pPr>
+        <w:ind w:left="4320" w:hanging="180"/>
+      </w:pPr>
+    </w:lvl>
+    <w:lvl w:ilvl="6" w:tplc="0419000F" w:tentative="1">
+      <w:start w:val="1"/>
+      <w:numFmt w:val="decimal"/>
+      <w:lvlText w:val="%7."/>
+      <w:lvlJc w:val="left"/>
+      <w:pPr>
+        <w:ind w:left="5040" w:hanging="360"/>
+      </w:pPr>
+    </w:lvl>
+    <w:lvl w:ilvl="7" w:tplc="04190019" w:tentative="1">
+      <w:start w:val="1"/>
+      <w:numFmt w:val="lowerLetter"/>
+      <w:lvlText w:val="%8."/>
+      <w:lvlJc w:val="left"/>
+      <w:pPr>
+        <w:ind w:left="5760" w:hanging="360"/>
+      </w:pPr>
+    </w:lvl>
+    <w:lvl w:ilvl="8" w:tplc="0419001B" w:tentative="1">
+      <w:start w:val="1"/>
+      <w:numFmt w:val="lowerRoman"/>
+      <w:lvlText w:val="%9."/>
+      <w:lvlJc w:val="right"/>
+      <w:pPr>
+        <w:ind w:left="6480" w:hanging="180"/>
+      </w:pPr>
+    </w:lvl>
+  </w:abstractNum>
+  <w:abstractNum w:abstractNumId="2" w15:restartNumberingAfterBreak="0">
     <w:nsid w:val="598B7349"/>
     <w:multiLevelType w:val="hybridMultilevel"/>
     <w:tmpl w:val="459612CE"/>
@@ -1970,7 +2380,7 @@
       </w:pPr>
     </w:lvl>
   </w:abstractNum>
-  <w:abstractNum w:abstractNumId="2" w15:restartNumberingAfterBreak="0">
+  <w:abstractNum w:abstractNumId="3" w15:restartNumberingAfterBreak="0">
     <w:nsid w:val="670742C0"/>
     <w:multiLevelType w:val="hybridMultilevel"/>
     <w:tmpl w:val="CC08072E"/>
@@ -2059,7 +2469,7 @@
       </w:pPr>
     </w:lvl>
   </w:abstractNum>
-  <w:abstractNum w:abstractNumId="3" w15:restartNumberingAfterBreak="0">
+  <w:abstractNum w:abstractNumId="4" w15:restartNumberingAfterBreak="0">
     <w:nsid w:val="6BDA5B56"/>
     <w:multiLevelType w:val="hybridMultilevel"/>
     <w:tmpl w:val="965E023E"/>
@@ -2149,16 +2559,19 @@
     </w:lvl>
   </w:abstractNum>
   <w:num w:numId="1" w16cid:durableId="1155756047">
-    <w:abstractNumId w:val="3"/>
+    <w:abstractNumId w:val="4"/>
   </w:num>
   <w:num w:numId="2" w16cid:durableId="2136678134">
     <w:abstractNumId w:val="0"/>
   </w:num>
   <w:num w:numId="3" w16cid:durableId="1956400810">
-    <w:abstractNumId w:val="1"/>
+    <w:abstractNumId w:val="2"/>
   </w:num>
   <w:num w:numId="4" w16cid:durableId="1995793373">
-    <w:abstractNumId w:val="2"/>
+    <w:abstractNumId w:val="3"/>
+  </w:num>
+  <w:num w:numId="5" w16cid:durableId="1339969703">
+    <w:abstractNumId w:val="1"/>
   </w:num>
 </w:numbering>
 </file>
